--- a/public/tours/domestic/north_india/itineraries/4 Days Delhi Explorer.docx
+++ b/public/tours/domestic/north_india/itineraries/4 Days Delhi Explorer.docx
@@ -1,6 +1,6 @@
 
 <file path=word/document.xml><?xml version="1.0" encoding="utf-8"?>
-<w:document xmlns:wpc="http://schemas.microsoft.com/office/word/2010/wordprocessingCanvas" xmlns:cx="http://schemas.microsoft.com/office/drawing/2014/chartex" xmlns:cx1="http://schemas.microsoft.com/office/drawing/2015/9/8/chartex" xmlns:cx2="http://schemas.microsoft.com/office/drawing/2015/10/21/chartex" xmlns:cx3="http://schemas.microsoft.com/office/drawing/2016/5/9/chartex" xmlns:cx4="http://schemas.microsoft.com/office/drawing/2016/5/10/chartex" xmlns:cx5="http://schemas.microsoft.com/office/drawing/2016/5/11/chartex" xmlns:cx6="http://schemas.microsoft.com/office/drawing/2016/5/12/chartex" xmlns:cx7="http://schemas.microsoft.com/office/drawing/2016/5/13/chartex" xmlns:cx8="http://schemas.microsoft.com/office/drawing/2016/5/14/chartex" xmlns:mc="http://schemas.openxmlformats.org/markup-compatibility/2006" xmlns:aink="http://schemas.microsoft.com/office/drawing/2016/ink" xmlns:am3d="http://schemas.microsoft.com/office/drawing/2017/model3d" xmlns:o="urn:schemas-microsoft-com:office:office" xmlns:oel="http://schemas.microsoft.com/office/2019/extlst" xmlns:r="http://schemas.openxmlformats.org/officeDocument/2006/relationships" xmlns:m="http://schemas.openxmlformats.org/officeDocument/2006/math" xmlns:v="urn:schemas-microsoft-com:vml" xmlns:wp14="http://schemas.microsoft.com/office/word/2010/wordprocessingDrawing" xmlns:wp="http://schemas.openxmlformats.org/drawingml/2006/wordprocessingDrawing" xmlns:w10="urn:schemas-microsoft-com:office:word" xmlns:w="http://schemas.openxmlformats.org/wordprocessingml/2006/main" xmlns:w14="http://schemas.microsoft.com/office/word/2010/wordml" xmlns:w15="http://schemas.microsoft.com/office/word/2012/wordml" xmlns:w16cex="http://schemas.microsoft.com/office/word/2018/wordml/cex" xmlns:w16cid="http://schemas.microsoft.com/office/word/2016/wordml/cid" xmlns:w16="http://schemas.microsoft.com/office/word/2018/wordml" xmlns:w16du="http://schemas.microsoft.com/office/word/2023/wordml/word16du" xmlns:w16sdtdh="http://schemas.microsoft.com/office/word/2020/wordml/sdtdatahash" xmlns:w16sdtfl="http://schemas.microsoft.com/office/word/2024/wordml/sdtformatlock" xmlns:w16se="http://schemas.microsoft.com/office/word/2015/wordml/symex" xmlns:wpg="http://schemas.microsoft.com/office/word/2010/wordprocessingGroup" xmlns:wpi="http://schemas.microsoft.com/office/word/2010/wordprocessingInk" xmlns:wne="http://schemas.microsoft.com/office/word/2006/wordml" xmlns:wps="http://schemas.microsoft.com/office/word/2010/wordprocessingShape" mc:Ignorable="w14 w15 w16se w16cid w16 w16cex w16sdtdh w16sdtfl w16du wp14">
+<w:document xmlns:wpc="http://schemas.microsoft.com/office/word/2010/wordprocessingCanvas" xmlns:cx="http://schemas.microsoft.com/office/drawing/2014/chartex" xmlns:cx1="http://schemas.microsoft.com/office/drawing/2015/9/8/chartex" xmlns:cx2="http://schemas.microsoft.com/office/drawing/2015/10/21/chartex" xmlns:cx3="http://schemas.microsoft.com/office/drawing/2016/5/9/chartex" xmlns:cx4="http://schemas.microsoft.com/office/drawing/2016/5/10/chartex" xmlns:cx5="http://schemas.microsoft.com/office/drawing/2016/5/11/chartex" xmlns:cx6="http://schemas.microsoft.com/office/drawing/2016/5/12/chartex" xmlns:cx7="http://schemas.microsoft.com/office/drawing/2016/5/13/chartex" xmlns:cx8="http://schemas.microsoft.com/office/drawing/2016/5/14/chartex" xmlns:mc="http://schemas.openxmlformats.org/markup-compatibility/2006" xmlns:aink="http://schemas.microsoft.com/office/drawing/2016/ink" xmlns:am3d="http://schemas.microsoft.com/office/drawing/2017/model3d" xmlns:o="urn:schemas-microsoft-com:office:office" xmlns:r="http://schemas.openxmlformats.org/officeDocument/2006/relationships" xmlns:m="http://schemas.openxmlformats.org/officeDocument/2006/math" xmlns:v="urn:schemas-microsoft-com:vml" xmlns:wp14="http://schemas.microsoft.com/office/word/2010/wordprocessingDrawing" xmlns:wp="http://schemas.openxmlformats.org/drawingml/2006/wordprocessingDrawing" xmlns:w10="urn:schemas-microsoft-com:office:word" xmlns:w="http://schemas.openxmlformats.org/wordprocessingml/2006/main" xmlns:w14="http://schemas.microsoft.com/office/word/2010/wordml" xmlns:w15="http://schemas.microsoft.com/office/word/2012/wordml" xmlns:w16cid="http://schemas.microsoft.com/office/word/2016/wordml/cid" xmlns:w16se="http://schemas.microsoft.com/office/word/2015/wordml/symex" xmlns:wpg="http://schemas.microsoft.com/office/word/2010/wordprocessingGroup" xmlns:wpi="http://schemas.microsoft.com/office/word/2010/wordprocessingInk" xmlns:wne="http://schemas.microsoft.com/office/word/2006/wordml" xmlns:wps="http://schemas.microsoft.com/office/word/2010/wordprocessingShape" mc:Ignorable="w14 w15 w16se w16cid wp14">
   <w:body>
     <w:p>
       <w:pPr>
@@ -273,35 +273,7 @@
         <w:rPr>
           <w:rFonts w:ascii="Arial" w:hAnsi="Arial" w:cs="Arial"/>
         </w:rPr>
-        <w:t xml:space="preserve">hotel </w:t>
-      </w:r>
-      <w:proofErr w:type="spellStart"/>
-      <w:r>
-        <w:rPr>
-          <w:rFonts w:ascii="Arial" w:hAnsi="Arial" w:cs="Arial"/>
-        </w:rPr>
-        <w:t>surya</w:t>
-      </w:r>
-      <w:proofErr w:type="spellEnd"/>
-      <w:r>
-        <w:rPr>
-          <w:rFonts w:ascii="Arial" w:hAnsi="Arial" w:cs="Arial"/>
-        </w:rPr>
-        <w:t xml:space="preserve"> international / </w:t>
-      </w:r>
-      <w:proofErr w:type="spellStart"/>
-      <w:r>
-        <w:rPr>
-          <w:rFonts w:ascii="Arial" w:hAnsi="Arial" w:cs="Arial"/>
-        </w:rPr>
-        <w:t>saar</w:t>
-      </w:r>
-      <w:proofErr w:type="spellEnd"/>
-      <w:r>
-        <w:rPr>
-          <w:rFonts w:ascii="Arial" w:hAnsi="Arial" w:cs="Arial"/>
-        </w:rPr>
-        <w:t xml:space="preserve"> inn / similar </w:t>
+        <w:t xml:space="preserve">hotel surya international / saar inn / similar </w:t>
       </w:r>
     </w:p>
     <w:p>
@@ -423,8 +395,10 @@
           <w:b/>
           <w:bCs/>
         </w:rPr>
-        <w:t>Trip Cost Breakdown (20 – 25 Pax)</w:t>
-      </w:r>
+        <w:t>Trip Cost Breakdown</w:t>
+      </w:r>
+      <w:bookmarkStart w:id="0" w:name="_GoBack"/>
+      <w:bookmarkEnd w:id="0"/>
     </w:p>
     <w:p>
       <w:pPr>
@@ -495,21 +469,7 @@
         <w:rPr>
           <w:rFonts w:ascii="Arial" w:hAnsi="Arial" w:cs="Arial"/>
         </w:rPr>
-        <w:t>All transfers and sightseeing by AC Tempo Traveller (</w:t>
-      </w:r>
-      <w:proofErr w:type="gramStart"/>
-      <w:r>
-        <w:rPr>
-          <w:rFonts w:ascii="Arial" w:hAnsi="Arial" w:cs="Arial"/>
-        </w:rPr>
-        <w:t>17 Seater</w:t>
-      </w:r>
-      <w:proofErr w:type="gramEnd"/>
-      <w:r>
-        <w:rPr>
-          <w:rFonts w:ascii="Arial" w:hAnsi="Arial" w:cs="Arial"/>
-        </w:rPr>
-        <w:t xml:space="preserve">) including driver allowance, fuel, tolls, and parking </w:t>
+        <w:t xml:space="preserve">All transfers and sightseeing by AC Tempo Traveller (17 Seater) including driver allowance, fuel, tolls, and parking </w:t>
       </w:r>
     </w:p>
     <w:p>
@@ -563,21 +523,7 @@
         <w:rPr>
           <w:rFonts w:ascii="Arial" w:hAnsi="Arial" w:cs="Arial"/>
         </w:rPr>
-        <w:t xml:space="preserve">03 </w:t>
-      </w:r>
-      <w:proofErr w:type="spellStart"/>
-      <w:r>
-        <w:rPr>
-          <w:rFonts w:ascii="Arial" w:hAnsi="Arial" w:cs="Arial"/>
-        </w:rPr>
-        <w:t>Nights</w:t>
-      </w:r>
-      <w:proofErr w:type="spellEnd"/>
-      <w:r>
-        <w:rPr>
-          <w:rFonts w:ascii="Arial" w:hAnsi="Arial" w:cs="Arial"/>
-        </w:rPr>
-        <w:t xml:space="preserve"> accommodation in hotel </w:t>
+        <w:t xml:space="preserve">03 Nights accommodation in hotel </w:t>
       </w:r>
     </w:p>
     <w:p>
@@ -850,7 +796,7 @@
 </file>
 
 <file path=word/endnotes.xml><?xml version="1.0" encoding="utf-8"?>
-<w:endnotes xmlns:wpc="http://schemas.microsoft.com/office/word/2010/wordprocessingCanvas" xmlns:cx="http://schemas.microsoft.com/office/drawing/2014/chartex" xmlns:cx1="http://schemas.microsoft.com/office/drawing/2015/9/8/chartex" xmlns:cx2="http://schemas.microsoft.com/office/drawing/2015/10/21/chartex" xmlns:cx3="http://schemas.microsoft.com/office/drawing/2016/5/9/chartex" xmlns:cx4="http://schemas.microsoft.com/office/drawing/2016/5/10/chartex" xmlns:cx5="http://schemas.microsoft.com/office/drawing/2016/5/11/chartex" xmlns:cx6="http://schemas.microsoft.com/office/drawing/2016/5/12/chartex" xmlns:cx7="http://schemas.microsoft.com/office/drawing/2016/5/13/chartex" xmlns:cx8="http://schemas.microsoft.com/office/drawing/2016/5/14/chartex" xmlns:mc="http://schemas.openxmlformats.org/markup-compatibility/2006" xmlns:aink="http://schemas.microsoft.com/office/drawing/2016/ink" xmlns:am3d="http://schemas.microsoft.com/office/drawing/2017/model3d" xmlns:o="urn:schemas-microsoft-com:office:office" xmlns:oel="http://schemas.microsoft.com/office/2019/extlst" xmlns:r="http://schemas.openxmlformats.org/officeDocument/2006/relationships" xmlns:m="http://schemas.openxmlformats.org/officeDocument/2006/math" xmlns:v="urn:schemas-microsoft-com:vml" xmlns:wp14="http://schemas.microsoft.com/office/word/2010/wordprocessingDrawing" xmlns:wp="http://schemas.openxmlformats.org/drawingml/2006/wordprocessingDrawing" xmlns:w10="urn:schemas-microsoft-com:office:word" xmlns:w="http://schemas.openxmlformats.org/wordprocessingml/2006/main" xmlns:w14="http://schemas.microsoft.com/office/word/2010/wordml" xmlns:w15="http://schemas.microsoft.com/office/word/2012/wordml" xmlns:w16cex="http://schemas.microsoft.com/office/word/2018/wordml/cex" xmlns:w16cid="http://schemas.microsoft.com/office/word/2016/wordml/cid" xmlns:w16="http://schemas.microsoft.com/office/word/2018/wordml" xmlns:w16du="http://schemas.microsoft.com/office/word/2023/wordml/word16du" xmlns:w16sdtdh="http://schemas.microsoft.com/office/word/2020/wordml/sdtdatahash" xmlns:w16sdtfl="http://schemas.microsoft.com/office/word/2024/wordml/sdtformatlock" xmlns:w16se="http://schemas.microsoft.com/office/word/2015/wordml/symex" xmlns:wpg="http://schemas.microsoft.com/office/word/2010/wordprocessingGroup" xmlns:wpi="http://schemas.microsoft.com/office/word/2010/wordprocessingInk" xmlns:wne="http://schemas.microsoft.com/office/word/2006/wordml" xmlns:wps="http://schemas.microsoft.com/office/word/2010/wordprocessingShape" mc:Ignorable="w14 w15 w16se w16cid w16 w16cex w16sdtdh w16sdtfl w16du wp14">
+<w:endnotes xmlns:wpc="http://schemas.microsoft.com/office/word/2010/wordprocessingCanvas" xmlns:cx="http://schemas.microsoft.com/office/drawing/2014/chartex" xmlns:cx1="http://schemas.microsoft.com/office/drawing/2015/9/8/chartex" xmlns:cx2="http://schemas.microsoft.com/office/drawing/2015/10/21/chartex" xmlns:cx3="http://schemas.microsoft.com/office/drawing/2016/5/9/chartex" xmlns:cx4="http://schemas.microsoft.com/office/drawing/2016/5/10/chartex" xmlns:cx5="http://schemas.microsoft.com/office/drawing/2016/5/11/chartex" xmlns:cx6="http://schemas.microsoft.com/office/drawing/2016/5/12/chartex" xmlns:cx7="http://schemas.microsoft.com/office/drawing/2016/5/13/chartex" xmlns:cx8="http://schemas.microsoft.com/office/drawing/2016/5/14/chartex" xmlns:mc="http://schemas.openxmlformats.org/markup-compatibility/2006" xmlns:aink="http://schemas.microsoft.com/office/drawing/2016/ink" xmlns:am3d="http://schemas.microsoft.com/office/drawing/2017/model3d" xmlns:o="urn:schemas-microsoft-com:office:office" xmlns:r="http://schemas.openxmlformats.org/officeDocument/2006/relationships" xmlns:m="http://schemas.openxmlformats.org/officeDocument/2006/math" xmlns:v="urn:schemas-microsoft-com:vml" xmlns:wp14="http://schemas.microsoft.com/office/word/2010/wordprocessingDrawing" xmlns:wp="http://schemas.openxmlformats.org/drawingml/2006/wordprocessingDrawing" xmlns:w10="urn:schemas-microsoft-com:office:word" xmlns:w="http://schemas.openxmlformats.org/wordprocessingml/2006/main" xmlns:w14="http://schemas.microsoft.com/office/word/2010/wordml" xmlns:w15="http://schemas.microsoft.com/office/word/2012/wordml" xmlns:w16cid="http://schemas.microsoft.com/office/word/2016/wordml/cid" xmlns:w16se="http://schemas.microsoft.com/office/word/2015/wordml/symex" xmlns:wpg="http://schemas.microsoft.com/office/word/2010/wordprocessingGroup" xmlns:wpi="http://schemas.microsoft.com/office/word/2010/wordprocessingInk" xmlns:wne="http://schemas.microsoft.com/office/word/2006/wordml" xmlns:wps="http://schemas.microsoft.com/office/word/2010/wordprocessingShape" mc:Ignorable="w14 w15 w16se w16cid wp14">
   <w:endnote w:type="separator" w:id="-1">
     <w:p>
       <w:pPr>
@@ -875,7 +821,7 @@
 </file>
 
 <file path=word/footer1.xml><?xml version="1.0" encoding="utf-8"?>
-<w:ftr xmlns:wpc="http://schemas.microsoft.com/office/word/2010/wordprocessingCanvas" xmlns:cx="http://schemas.microsoft.com/office/drawing/2014/chartex" xmlns:cx1="http://schemas.microsoft.com/office/drawing/2015/9/8/chartex" xmlns:cx2="http://schemas.microsoft.com/office/drawing/2015/10/21/chartex" xmlns:cx3="http://schemas.microsoft.com/office/drawing/2016/5/9/chartex" xmlns:cx4="http://schemas.microsoft.com/office/drawing/2016/5/10/chartex" xmlns:cx5="http://schemas.microsoft.com/office/drawing/2016/5/11/chartex" xmlns:cx6="http://schemas.microsoft.com/office/drawing/2016/5/12/chartex" xmlns:cx7="http://schemas.microsoft.com/office/drawing/2016/5/13/chartex" xmlns:cx8="http://schemas.microsoft.com/office/drawing/2016/5/14/chartex" xmlns:mc="http://schemas.openxmlformats.org/markup-compatibility/2006" xmlns:aink="http://schemas.microsoft.com/office/drawing/2016/ink" xmlns:am3d="http://schemas.microsoft.com/office/drawing/2017/model3d" xmlns:o="urn:schemas-microsoft-com:office:office" xmlns:oel="http://schemas.microsoft.com/office/2019/extlst" xmlns:r="http://schemas.openxmlformats.org/officeDocument/2006/relationships" xmlns:m="http://schemas.openxmlformats.org/officeDocument/2006/math" xmlns:v="urn:schemas-microsoft-com:vml" xmlns:wp14="http://schemas.microsoft.com/office/word/2010/wordprocessingDrawing" xmlns:wp="http://schemas.openxmlformats.org/drawingml/2006/wordprocessingDrawing" xmlns:w10="urn:schemas-microsoft-com:office:word" xmlns:w="http://schemas.openxmlformats.org/wordprocessingml/2006/main" xmlns:w14="http://schemas.microsoft.com/office/word/2010/wordml" xmlns:w15="http://schemas.microsoft.com/office/word/2012/wordml" xmlns:w16cex="http://schemas.microsoft.com/office/word/2018/wordml/cex" xmlns:w16cid="http://schemas.microsoft.com/office/word/2016/wordml/cid" xmlns:w16="http://schemas.microsoft.com/office/word/2018/wordml" xmlns:w16du="http://schemas.microsoft.com/office/word/2023/wordml/word16du" xmlns:w16sdtdh="http://schemas.microsoft.com/office/word/2020/wordml/sdtdatahash" xmlns:w16sdtfl="http://schemas.microsoft.com/office/word/2024/wordml/sdtformatlock" xmlns:w16se="http://schemas.microsoft.com/office/word/2015/wordml/symex" xmlns:wpg="http://schemas.microsoft.com/office/word/2010/wordprocessingGroup" xmlns:wpi="http://schemas.microsoft.com/office/word/2010/wordprocessingInk" xmlns:wne="http://schemas.microsoft.com/office/word/2006/wordml" xmlns:wps="http://schemas.microsoft.com/office/word/2010/wordprocessingShape" mc:Ignorable="w14 w15 w16se w16cid w16 w16cex w16sdtdh w16sdtfl w16du wp14">
+<w:ftr xmlns:wpc="http://schemas.microsoft.com/office/word/2010/wordprocessingCanvas" xmlns:cx="http://schemas.microsoft.com/office/drawing/2014/chartex" xmlns:cx1="http://schemas.microsoft.com/office/drawing/2015/9/8/chartex" xmlns:cx2="http://schemas.microsoft.com/office/drawing/2015/10/21/chartex" xmlns:cx3="http://schemas.microsoft.com/office/drawing/2016/5/9/chartex" xmlns:cx4="http://schemas.microsoft.com/office/drawing/2016/5/10/chartex" xmlns:cx5="http://schemas.microsoft.com/office/drawing/2016/5/11/chartex" xmlns:cx6="http://schemas.microsoft.com/office/drawing/2016/5/12/chartex" xmlns:cx7="http://schemas.microsoft.com/office/drawing/2016/5/13/chartex" xmlns:cx8="http://schemas.microsoft.com/office/drawing/2016/5/14/chartex" xmlns:mc="http://schemas.openxmlformats.org/markup-compatibility/2006" xmlns:aink="http://schemas.microsoft.com/office/drawing/2016/ink" xmlns:am3d="http://schemas.microsoft.com/office/drawing/2017/model3d" xmlns:o="urn:schemas-microsoft-com:office:office" xmlns:r="http://schemas.openxmlformats.org/officeDocument/2006/relationships" xmlns:m="http://schemas.openxmlformats.org/officeDocument/2006/math" xmlns:v="urn:schemas-microsoft-com:vml" xmlns:wp14="http://schemas.microsoft.com/office/word/2010/wordprocessingDrawing" xmlns:wp="http://schemas.openxmlformats.org/drawingml/2006/wordprocessingDrawing" xmlns:w10="urn:schemas-microsoft-com:office:word" xmlns:w="http://schemas.openxmlformats.org/wordprocessingml/2006/main" xmlns:w14="http://schemas.microsoft.com/office/word/2010/wordml" xmlns:w15="http://schemas.microsoft.com/office/word/2012/wordml" xmlns:w16cid="http://schemas.microsoft.com/office/word/2016/wordml/cid" xmlns:w16se="http://schemas.microsoft.com/office/word/2015/wordml/symex" xmlns:wpg="http://schemas.microsoft.com/office/word/2010/wordprocessingGroup" xmlns:wpi="http://schemas.microsoft.com/office/word/2010/wordprocessingInk" xmlns:wne="http://schemas.microsoft.com/office/word/2006/wordml" xmlns:wps="http://schemas.microsoft.com/office/word/2010/wordprocessingShape" mc:Ignorable="w14 w15 w16se w16cid wp14">
   <w:p>
     <w:pPr>
       <w:pStyle w:val="Footer"/>
@@ -909,23 +855,7 @@
         <w:i/>
         <w:sz w:val="20"/>
       </w:rPr>
-      <w:t xml:space="preserve">1A, Pleasant Apartment, No.45, Taylors Road, </w:t>
-    </w:r>
-    <w:proofErr w:type="spellStart"/>
-    <w:r>
-      <w:rPr>
-        <w:i/>
-        <w:sz w:val="20"/>
-      </w:rPr>
-      <w:t>Kilpauk</w:t>
-    </w:r>
-    <w:proofErr w:type="spellEnd"/>
-    <w:r>
-      <w:rPr>
-        <w:i/>
-        <w:sz w:val="20"/>
-      </w:rPr>
-      <w:t>, Chennai-600010.</w:t>
+      <w:t>1A, Pleasant Apartment, No.45, Taylors Road, Kilpauk, Chennai-600010.</w:t>
     </w:r>
   </w:p>
   <w:p>
@@ -974,7 +904,7 @@
 </file>
 
 <file path=word/footnotes.xml><?xml version="1.0" encoding="utf-8"?>
-<w:footnotes xmlns:wpc="http://schemas.microsoft.com/office/word/2010/wordprocessingCanvas" xmlns:cx="http://schemas.microsoft.com/office/drawing/2014/chartex" xmlns:cx1="http://schemas.microsoft.com/office/drawing/2015/9/8/chartex" xmlns:cx2="http://schemas.microsoft.com/office/drawing/2015/10/21/chartex" xmlns:cx3="http://schemas.microsoft.com/office/drawing/2016/5/9/chartex" xmlns:cx4="http://schemas.microsoft.com/office/drawing/2016/5/10/chartex" xmlns:cx5="http://schemas.microsoft.com/office/drawing/2016/5/11/chartex" xmlns:cx6="http://schemas.microsoft.com/office/drawing/2016/5/12/chartex" xmlns:cx7="http://schemas.microsoft.com/office/drawing/2016/5/13/chartex" xmlns:cx8="http://schemas.microsoft.com/office/drawing/2016/5/14/chartex" xmlns:mc="http://schemas.openxmlformats.org/markup-compatibility/2006" xmlns:aink="http://schemas.microsoft.com/office/drawing/2016/ink" xmlns:am3d="http://schemas.microsoft.com/office/drawing/2017/model3d" xmlns:o="urn:schemas-microsoft-com:office:office" xmlns:oel="http://schemas.microsoft.com/office/2019/extlst" xmlns:r="http://schemas.openxmlformats.org/officeDocument/2006/relationships" xmlns:m="http://schemas.openxmlformats.org/officeDocument/2006/math" xmlns:v="urn:schemas-microsoft-com:vml" xmlns:wp14="http://schemas.microsoft.com/office/word/2010/wordprocessingDrawing" xmlns:wp="http://schemas.openxmlformats.org/drawingml/2006/wordprocessingDrawing" xmlns:w10="urn:schemas-microsoft-com:office:word" xmlns:w="http://schemas.openxmlformats.org/wordprocessingml/2006/main" xmlns:w14="http://schemas.microsoft.com/office/word/2010/wordml" xmlns:w15="http://schemas.microsoft.com/office/word/2012/wordml" xmlns:w16cex="http://schemas.microsoft.com/office/word/2018/wordml/cex" xmlns:w16cid="http://schemas.microsoft.com/office/word/2016/wordml/cid" xmlns:w16="http://schemas.microsoft.com/office/word/2018/wordml" xmlns:w16du="http://schemas.microsoft.com/office/word/2023/wordml/word16du" xmlns:w16sdtdh="http://schemas.microsoft.com/office/word/2020/wordml/sdtdatahash" xmlns:w16sdtfl="http://schemas.microsoft.com/office/word/2024/wordml/sdtformatlock" xmlns:w16se="http://schemas.microsoft.com/office/word/2015/wordml/symex" xmlns:wpg="http://schemas.microsoft.com/office/word/2010/wordprocessingGroup" xmlns:wpi="http://schemas.microsoft.com/office/word/2010/wordprocessingInk" xmlns:wne="http://schemas.microsoft.com/office/word/2006/wordml" xmlns:wps="http://schemas.microsoft.com/office/word/2010/wordprocessingShape" mc:Ignorable="w14 w15 w16se w16cid w16 w16cex w16sdtdh w16sdtfl w16du wp14">
+<w:footnotes xmlns:wpc="http://schemas.microsoft.com/office/word/2010/wordprocessingCanvas" xmlns:cx="http://schemas.microsoft.com/office/drawing/2014/chartex" xmlns:cx1="http://schemas.microsoft.com/office/drawing/2015/9/8/chartex" xmlns:cx2="http://schemas.microsoft.com/office/drawing/2015/10/21/chartex" xmlns:cx3="http://schemas.microsoft.com/office/drawing/2016/5/9/chartex" xmlns:cx4="http://schemas.microsoft.com/office/drawing/2016/5/10/chartex" xmlns:cx5="http://schemas.microsoft.com/office/drawing/2016/5/11/chartex" xmlns:cx6="http://schemas.microsoft.com/office/drawing/2016/5/12/chartex" xmlns:cx7="http://schemas.microsoft.com/office/drawing/2016/5/13/chartex" xmlns:cx8="http://schemas.microsoft.com/office/drawing/2016/5/14/chartex" xmlns:mc="http://schemas.openxmlformats.org/markup-compatibility/2006" xmlns:aink="http://schemas.microsoft.com/office/drawing/2016/ink" xmlns:am3d="http://schemas.microsoft.com/office/drawing/2017/model3d" xmlns:o="urn:schemas-microsoft-com:office:office" xmlns:r="http://schemas.openxmlformats.org/officeDocument/2006/relationships" xmlns:m="http://schemas.openxmlformats.org/officeDocument/2006/math" xmlns:v="urn:schemas-microsoft-com:vml" xmlns:wp14="http://schemas.microsoft.com/office/word/2010/wordprocessingDrawing" xmlns:wp="http://schemas.openxmlformats.org/drawingml/2006/wordprocessingDrawing" xmlns:w10="urn:schemas-microsoft-com:office:word" xmlns:w="http://schemas.openxmlformats.org/wordprocessingml/2006/main" xmlns:w14="http://schemas.microsoft.com/office/word/2010/wordml" xmlns:w15="http://schemas.microsoft.com/office/word/2012/wordml" xmlns:w16cid="http://schemas.microsoft.com/office/word/2016/wordml/cid" xmlns:w16se="http://schemas.microsoft.com/office/word/2015/wordml/symex" xmlns:wpg="http://schemas.microsoft.com/office/word/2010/wordprocessingGroup" xmlns:wpi="http://schemas.microsoft.com/office/word/2010/wordprocessingInk" xmlns:wne="http://schemas.microsoft.com/office/word/2006/wordml" xmlns:wps="http://schemas.microsoft.com/office/word/2010/wordprocessingShape" mc:Ignorable="w14 w15 w16se w16cid wp14">
   <w:footnote w:type="separator" w:id="-1">
     <w:p>
       <w:pPr>
@@ -999,7 +929,7 @@
 </file>
 
 <file path=word/numbering.xml><?xml version="1.0" encoding="utf-8"?>
-<w:numbering xmlns:wpc="http://schemas.microsoft.com/office/word/2010/wordprocessingCanvas" xmlns:cx="http://schemas.microsoft.com/office/drawing/2014/chartex" xmlns:cx1="http://schemas.microsoft.com/office/drawing/2015/9/8/chartex" xmlns:cx2="http://schemas.microsoft.com/office/drawing/2015/10/21/chartex" xmlns:cx3="http://schemas.microsoft.com/office/drawing/2016/5/9/chartex" xmlns:cx4="http://schemas.microsoft.com/office/drawing/2016/5/10/chartex" xmlns:cx5="http://schemas.microsoft.com/office/drawing/2016/5/11/chartex" xmlns:cx6="http://schemas.microsoft.com/office/drawing/2016/5/12/chartex" xmlns:cx7="http://schemas.microsoft.com/office/drawing/2016/5/13/chartex" xmlns:cx8="http://schemas.microsoft.com/office/drawing/2016/5/14/chartex" xmlns:mc="http://schemas.openxmlformats.org/markup-compatibility/2006" xmlns:aink="http://schemas.microsoft.com/office/drawing/2016/ink" xmlns:am3d="http://schemas.microsoft.com/office/drawing/2017/model3d" xmlns:o="urn:schemas-microsoft-com:office:office" xmlns:oel="http://schemas.microsoft.com/office/2019/extlst" xmlns:r="http://schemas.openxmlformats.org/officeDocument/2006/relationships" xmlns:m="http://schemas.openxmlformats.org/officeDocument/2006/math" xmlns:v="urn:schemas-microsoft-com:vml" xmlns:wp14="http://schemas.microsoft.com/office/word/2010/wordprocessingDrawing" xmlns:wp="http://schemas.openxmlformats.org/drawingml/2006/wordprocessingDrawing" xmlns:w10="urn:schemas-microsoft-com:office:word" xmlns:w="http://schemas.openxmlformats.org/wordprocessingml/2006/main" xmlns:w14="http://schemas.microsoft.com/office/word/2010/wordml" xmlns:w15="http://schemas.microsoft.com/office/word/2012/wordml" xmlns:w16cex="http://schemas.microsoft.com/office/word/2018/wordml/cex" xmlns:w16cid="http://schemas.microsoft.com/office/word/2016/wordml/cid" xmlns:w16="http://schemas.microsoft.com/office/word/2018/wordml" xmlns:w16du="http://schemas.microsoft.com/office/word/2023/wordml/word16du" xmlns:w16sdtdh="http://schemas.microsoft.com/office/word/2020/wordml/sdtdatahash" xmlns:w16sdtfl="http://schemas.microsoft.com/office/word/2024/wordml/sdtformatlock" xmlns:w16se="http://schemas.microsoft.com/office/word/2015/wordml/symex" xmlns:wpg="http://schemas.microsoft.com/office/word/2010/wordprocessingGroup" xmlns:wpi="http://schemas.microsoft.com/office/word/2010/wordprocessingInk" xmlns:wne="http://schemas.microsoft.com/office/word/2006/wordml" xmlns:wps="http://schemas.microsoft.com/office/word/2010/wordprocessingShape" mc:Ignorable="w14 w15 w16se w16cid w16 w16cex w16sdtdh w16sdtfl w16du wp14">
+<w:numbering xmlns:wpc="http://schemas.microsoft.com/office/word/2010/wordprocessingCanvas" xmlns:cx="http://schemas.microsoft.com/office/drawing/2014/chartex" xmlns:cx1="http://schemas.microsoft.com/office/drawing/2015/9/8/chartex" xmlns:cx2="http://schemas.microsoft.com/office/drawing/2015/10/21/chartex" xmlns:cx3="http://schemas.microsoft.com/office/drawing/2016/5/9/chartex" xmlns:cx4="http://schemas.microsoft.com/office/drawing/2016/5/10/chartex" xmlns:cx5="http://schemas.microsoft.com/office/drawing/2016/5/11/chartex" xmlns:cx6="http://schemas.microsoft.com/office/drawing/2016/5/12/chartex" xmlns:cx7="http://schemas.microsoft.com/office/drawing/2016/5/13/chartex" xmlns:cx8="http://schemas.microsoft.com/office/drawing/2016/5/14/chartex" xmlns:mc="http://schemas.openxmlformats.org/markup-compatibility/2006" xmlns:aink="http://schemas.microsoft.com/office/drawing/2016/ink" xmlns:am3d="http://schemas.microsoft.com/office/drawing/2017/model3d" xmlns:o="urn:schemas-microsoft-com:office:office" xmlns:r="http://schemas.openxmlformats.org/officeDocument/2006/relationships" xmlns:m="http://schemas.openxmlformats.org/officeDocument/2006/math" xmlns:v="urn:schemas-microsoft-com:vml" xmlns:wp14="http://schemas.microsoft.com/office/word/2010/wordprocessingDrawing" xmlns:wp="http://schemas.openxmlformats.org/drawingml/2006/wordprocessingDrawing" xmlns:w10="urn:schemas-microsoft-com:office:word" xmlns:w="http://schemas.openxmlformats.org/wordprocessingml/2006/main" xmlns:w14="http://schemas.microsoft.com/office/word/2010/wordml" xmlns:w15="http://schemas.microsoft.com/office/word/2012/wordml" xmlns:w16cid="http://schemas.microsoft.com/office/word/2016/wordml/cid" xmlns:w16se="http://schemas.microsoft.com/office/word/2015/wordml/symex" xmlns:wpg="http://schemas.microsoft.com/office/word/2010/wordprocessingGroup" xmlns:wpi="http://schemas.microsoft.com/office/word/2010/wordprocessingInk" xmlns:wne="http://schemas.microsoft.com/office/word/2006/wordml" xmlns:wps="http://schemas.microsoft.com/office/word/2010/wordprocessingShape" mc:Ignorable="w14 w15 w16se w16cid wp14">
   <w:abstractNum w:abstractNumId="0" w15:restartNumberingAfterBreak="0">
     <w:nsid w:val="FFFFFF89"/>
     <w:multiLevelType w:val="singleLevel"/>
@@ -2816,56 +2746,56 @@
       </w:rPr>
     </w:lvl>
   </w:abstractNum>
-  <w:num w:numId="1" w16cid:durableId="1469936718">
+  <w:num w:numId="1">
     <w:abstractNumId w:val="4"/>
   </w:num>
-  <w:num w:numId="2" w16cid:durableId="1404719462">
+  <w:num w:numId="2">
     <w:abstractNumId w:val="2"/>
   </w:num>
-  <w:num w:numId="3" w16cid:durableId="1805728581">
+  <w:num w:numId="3">
     <w:abstractNumId w:val="14"/>
   </w:num>
-  <w:num w:numId="4" w16cid:durableId="375004302">
+  <w:num w:numId="4">
     <w:abstractNumId w:val="1"/>
   </w:num>
-  <w:num w:numId="5" w16cid:durableId="260918671">
+  <w:num w:numId="5">
     <w:abstractNumId w:val="10"/>
   </w:num>
-  <w:num w:numId="6" w16cid:durableId="1505439831">
+  <w:num w:numId="6">
     <w:abstractNumId w:val="8"/>
   </w:num>
-  <w:num w:numId="7" w16cid:durableId="601298377">
+  <w:num w:numId="7">
     <w:abstractNumId w:val="7"/>
   </w:num>
-  <w:num w:numId="8" w16cid:durableId="78186325">
+  <w:num w:numId="8">
     <w:abstractNumId w:val="13"/>
   </w:num>
-  <w:num w:numId="9" w16cid:durableId="1159343124">
+  <w:num w:numId="9">
     <w:abstractNumId w:val="6"/>
   </w:num>
-  <w:num w:numId="10" w16cid:durableId="1391271838">
+  <w:num w:numId="10">
     <w:abstractNumId w:val="9"/>
   </w:num>
-  <w:num w:numId="11" w16cid:durableId="854804934">
+  <w:num w:numId="11">
     <w:abstractNumId w:val="3"/>
   </w:num>
-  <w:num w:numId="12" w16cid:durableId="180508238">
+  <w:num w:numId="12">
     <w:abstractNumId w:val="12"/>
   </w:num>
-  <w:num w:numId="13" w16cid:durableId="1125808979">
+  <w:num w:numId="13">
     <w:abstractNumId w:val="5"/>
   </w:num>
-  <w:num w:numId="14" w16cid:durableId="1927611714">
+  <w:num w:numId="14">
     <w:abstractNumId w:val="11"/>
   </w:num>
-  <w:num w:numId="15" w16cid:durableId="1402285990">
+  <w:num w:numId="15">
     <w:abstractNumId w:val="0"/>
   </w:num>
 </w:numbering>
 </file>
 
 <file path=word/styles.xml><?xml version="1.0" encoding="utf-8"?>
-<w:styles xmlns:mc="http://schemas.openxmlformats.org/markup-compatibility/2006" xmlns:r="http://schemas.openxmlformats.org/officeDocument/2006/relationships" xmlns:w="http://schemas.openxmlformats.org/wordprocessingml/2006/main" xmlns:w14="http://schemas.microsoft.com/office/word/2010/wordml" xmlns:w15="http://schemas.microsoft.com/office/word/2012/wordml" xmlns:w16cex="http://schemas.microsoft.com/office/word/2018/wordml/cex" xmlns:w16cid="http://schemas.microsoft.com/office/word/2016/wordml/cid" xmlns:w16="http://schemas.microsoft.com/office/word/2018/wordml" xmlns:w16du="http://schemas.microsoft.com/office/word/2023/wordml/word16du" xmlns:w16sdtdh="http://schemas.microsoft.com/office/word/2020/wordml/sdtdatahash" xmlns:w16sdtfl="http://schemas.microsoft.com/office/word/2024/wordml/sdtformatlock" xmlns:w16se="http://schemas.microsoft.com/office/word/2015/wordml/symex" mc:Ignorable="w14 w15 w16se w16cid w16 w16cex w16sdtdh w16sdtfl w16du">
+<w:styles xmlns:mc="http://schemas.openxmlformats.org/markup-compatibility/2006" xmlns:r="http://schemas.openxmlformats.org/officeDocument/2006/relationships" xmlns:w="http://schemas.openxmlformats.org/wordprocessingml/2006/main" xmlns:w14="http://schemas.microsoft.com/office/word/2010/wordml" xmlns:w15="http://schemas.microsoft.com/office/word/2012/wordml" xmlns:w16cid="http://schemas.microsoft.com/office/word/2016/wordml/cid" xmlns:w16se="http://schemas.microsoft.com/office/word/2015/wordml/symex" mc:Ignorable="w14 w15 w16se w16cid">
   <w:docDefaults>
     <w:rPrDefault>
       <w:rPr>
@@ -2881,7 +2811,7 @@
       </w:pPr>
     </w:pPrDefault>
   </w:docDefaults>
-  <w:latentStyles w:defLockedState="0" w:defUIPriority="99" w:defSemiHidden="0" w:defUnhideWhenUsed="0" w:defQFormat="0" w:count="376">
+  <w:latentStyles w:defLockedState="0" w:defUIPriority="99" w:defSemiHidden="0" w:defUnhideWhenUsed="0" w:defQFormat="0" w:count="375">
     <w:lsdException w:name="Normal" w:uiPriority="0" w:qFormat="1"/>
     <w:lsdException w:name="heading 1" w:uiPriority="9" w:qFormat="1"/>
     <w:lsdException w:name="heading 2" w:semiHidden="1" w:uiPriority="9" w:unhideWhenUsed="1" w:qFormat="1"/>
@@ -3257,7 +3187,6 @@
     <w:lsdException w:name="Smart Hyperlink" w:semiHidden="1" w:unhideWhenUsed="1"/>
     <w:lsdException w:name="Hashtag" w:semiHidden="1" w:unhideWhenUsed="1"/>
     <w:lsdException w:name="Unresolved Mention" w:semiHidden="1" w:unhideWhenUsed="1"/>
-    <w:lsdException w:name="Smart Link" w:semiHidden="1" w:unhideWhenUsed="1"/>
   </w:latentStyles>
   <w:style w:type="paragraph" w:default="1" w:styleId="Normal">
     <w:name w:val="Normal"/>
